--- a/assignment7/Homework 7 Report-Yalin Sun.docx
+++ b/assignment7/Homework 7 Report-Yalin Sun.docx
@@ -520,15 +520,7 @@
           <w:kern w:val="2"/>
           <w14:ligatures w14:val="standardContextual"/>
         </w:rPr>
-        <w:t>nder</w:t>
-      </w:r>
-      <w:r>
-        <w:rPr>
-          <w:rFonts w:asciiTheme="minorHAnsi" w:eastAsiaTheme="minorEastAsia" w:hAnsiTheme="minorHAnsi" w:cstheme="minorBidi"/>
-          <w:kern w:val="2"/>
-          <w14:ligatures w14:val="standardContextual"/>
-        </w:rPr>
-        <w:t xml:space="preserve"> normal load</w:t>
+        <w:t>nder normal load</w:t>
       </w:r>
       <w:r>
         <w:rPr>
@@ -536,7 +528,15 @@
           <w:kern w:val="2"/>
           <w14:ligatures w14:val="standardContextual"/>
         </w:rPr>
-        <w:t>，</w:t>
+        <w:t>,</w:t>
+      </w:r>
+      <w:r>
+        <w:rPr>
+          <w:rFonts w:asciiTheme="minorHAnsi" w:eastAsiaTheme="minorEastAsia" w:hAnsiTheme="minorHAnsi" w:cstheme="minorBidi"/>
+          <w:kern w:val="2"/>
+          <w14:ligatures w14:val="standardContextual"/>
+        </w:rPr>
+        <w:t xml:space="preserve"> </w:t>
       </w:r>
       <w:r>
         <w:rPr>
@@ -888,26 +888,84 @@
           <w:kern w:val="2"/>
           <w14:ligatures w14:val="standardContextual"/>
         </w:rPr>
-        <w:t xml:space="preserve">Since the payment processor itself cannot be made faster, the main improvement is to change the architecture </w:t>
-      </w:r>
-      <w:r>
-        <w:rPr>
-          <w:rFonts w:asciiTheme="minorHAnsi" w:eastAsiaTheme="minorEastAsia" w:hAnsiTheme="minorHAnsi" w:cstheme="minorBidi"/>
-          <w:b/>
-          <w:bCs/>
-          <w:kern w:val="2"/>
-          <w14:ligatures w14:val="standardContextual"/>
-        </w:rPr>
-        <w:t>from synchronous processing to asynchronous processing</w:t>
-      </w:r>
-      <w:r>
-        <w:rPr>
-          <w:rFonts w:asciiTheme="minorHAnsi" w:eastAsiaTheme="minorEastAsia" w:hAnsiTheme="minorHAnsi" w:cstheme="minorBidi"/>
-          <w:kern w:val="2"/>
-          <w14:ligatures w14:val="standardContextual"/>
-        </w:rPr>
-        <w:t>. Instead of blocking the client until payment verification finishes, the system should accept the order immediately and process payment in the background.</w:t>
-      </w:r>
+        <w:t>Change the system architecture from synchronous to asynchronous:</w:t>
+      </w:r>
+    </w:p>
+    <w:p>
+      <w:pPr>
+        <w:pStyle w:val="NormalWeb"/>
+        <w:numPr>
+          <w:ilvl w:val="0"/>
+          <w:numId w:val="2"/>
+        </w:numPr>
+        <w:rPr>
+          <w:rFonts w:asciiTheme="minorHAnsi" w:eastAsiaTheme="minorEastAsia" w:hAnsiTheme="minorHAnsi" w:cstheme="minorBidi"/>
+          <w:kern w:val="2"/>
+          <w14:ligatures w14:val="standardContextual"/>
+        </w:rPr>
+      </w:pPr>
+      <w:r>
+        <w:rPr>
+          <w:rFonts w:asciiTheme="minorHAnsi" w:eastAsiaTheme="minorEastAsia" w:hAnsiTheme="minorHAnsi" w:cstheme="minorBidi"/>
+          <w:kern w:val="2"/>
+          <w14:ligatures w14:val="standardContextual"/>
+        </w:rPr>
+        <w:t>Accept orders immediately using message queues (SNS/SQS)</w:t>
+      </w:r>
+    </w:p>
+    <w:p>
+      <w:pPr>
+        <w:pStyle w:val="NormalWeb"/>
+        <w:numPr>
+          <w:ilvl w:val="0"/>
+          <w:numId w:val="2"/>
+        </w:numPr>
+        <w:rPr>
+          <w:rFonts w:asciiTheme="minorHAnsi" w:eastAsiaTheme="minorEastAsia" w:hAnsiTheme="minorHAnsi" w:cstheme="minorBidi"/>
+          <w:kern w:val="2"/>
+          <w14:ligatures w14:val="standardContextual"/>
+        </w:rPr>
+      </w:pPr>
+      <w:r>
+        <w:rPr>
+          <w:rFonts w:asciiTheme="minorHAnsi" w:eastAsiaTheme="minorEastAsia" w:hAnsiTheme="minorHAnsi" w:cstheme="minorBidi"/>
+          <w:kern w:val="2"/>
+          <w14:ligatures w14:val="standardContextual"/>
+        </w:rPr>
+        <w:t>Process payments in background workers</w:t>
+      </w:r>
+    </w:p>
+    <w:p>
+      <w:pPr>
+        <w:pStyle w:val="NormalWeb"/>
+        <w:numPr>
+          <w:ilvl w:val="0"/>
+          <w:numId w:val="2"/>
+        </w:numPr>
+        <w:rPr>
+          <w:rFonts w:asciiTheme="minorHAnsi" w:eastAsiaTheme="minorEastAsia" w:hAnsiTheme="minorHAnsi" w:cstheme="minorBidi"/>
+          <w:kern w:val="2"/>
+          <w14:ligatures w14:val="standardContextual"/>
+        </w:rPr>
+      </w:pPr>
+      <w:r>
+        <w:rPr>
+          <w:rFonts w:asciiTheme="minorHAnsi" w:eastAsiaTheme="minorEastAsia" w:hAnsiTheme="minorHAnsi" w:cstheme="minorBidi"/>
+          <w:kern w:val="2"/>
+          <w14:ligatures w14:val="standardContextual"/>
+        </w:rPr>
+        <w:t xml:space="preserve">Scale workers horizontally to increase </w:t>
+      </w:r>
+      <w:proofErr w:type="gramStart"/>
+      <w:r>
+        <w:rPr>
+          <w:rFonts w:asciiTheme="minorHAnsi" w:eastAsiaTheme="minorEastAsia" w:hAnsiTheme="minorHAnsi" w:cstheme="minorBidi"/>
+          <w:kern w:val="2"/>
+          <w14:ligatures w14:val="standardContextual"/>
+        </w:rPr>
+        <w:t>throughput</w:t>
+      </w:r>
+      <w:proofErr w:type="gramEnd"/>
     </w:p>
     <w:p>
       <w:pPr>
@@ -915,7 +973,7 @@
         <w:shd w:val="clear" w:color="auto" w:fill="FFFFFF"/>
         <w:spacing w:before="360" w:beforeAutospacing="0" w:after="240" w:afterAutospacing="0"/>
         <w:rPr>
-          <w:rFonts w:asciiTheme="minorHAnsi" w:eastAsiaTheme="minorEastAsia" w:hAnsiTheme="minorHAnsi" w:cstheme="minorBidi"/>
+          <w:rFonts w:asciiTheme="minorHAnsi" w:eastAsiaTheme="minorEastAsia" w:hAnsiTheme="minorHAnsi" w:cstheme="minorBidi" w:hint="eastAsia"/>
           <w:kern w:val="2"/>
           <w:sz w:val="24"/>
           <w:szCs w:val="24"/>
@@ -1278,7 +1336,25 @@
           <w:kern w:val="2"/>
           <w14:ligatures w14:val="standardContextual"/>
         </w:rPr>
-        <w:t>The async design accepted about 12 times more orders in the same 60-second window (3,451 vs 285) and about 11 times higher RPS (57.7 vs 5.2). Both phases had 100% success rate, but only the async design could accept nearly all incoming demand without long waits. This shows that the event-driven flow (API → SNS → SQS → Order Processor) keeps the system responsive under flash sale load while still processing every order.</w:t>
+        <w:t xml:space="preserve">The async design accepted about </w:t>
+      </w:r>
+      <w:r>
+        <w:rPr>
+          <w:rFonts w:asciiTheme="minorHAnsi" w:eastAsiaTheme="minorEastAsia" w:hAnsiTheme="minorHAnsi" w:cstheme="minorBidi"/>
+          <w:b/>
+          <w:bCs/>
+          <w:kern w:val="2"/>
+          <w14:ligatures w14:val="standardContextual"/>
+        </w:rPr>
+        <w:t>12 times more orders</w:t>
+      </w:r>
+      <w:r>
+        <w:rPr>
+          <w:rFonts w:asciiTheme="minorHAnsi" w:eastAsiaTheme="minorEastAsia" w:hAnsiTheme="minorHAnsi" w:cstheme="minorBidi"/>
+          <w:kern w:val="2"/>
+          <w14:ligatures w14:val="standardContextual"/>
+        </w:rPr>
+        <w:t xml:space="preserve"> in the same 60-second window (3,451 vs 285) and about 11 times higher RPS (57.7 vs 5.2). Both phases had 100% success rate, but only the async design could accept nearly all incoming demand without long waits. This shows that the event-driven flow (API → SNS → SQS → Order Processor) keeps the system responsive under flash sale load while still processing every order.</w:t>
       </w:r>
     </w:p>
     <w:p>
@@ -1689,27 +1765,7 @@
           <w:szCs w:val="24"/>
           <w14:ligatures w14:val="standardContextual"/>
         </w:rPr>
-        <w:t xml:space="preserve">Phase </w:t>
-      </w:r>
-      <w:r>
-        <w:rPr>
-          <w:rFonts w:asciiTheme="minorHAnsi" w:eastAsiaTheme="minorEastAsia" w:hAnsiTheme="minorHAnsi" w:cstheme="minorBidi"/>
-          <w:kern w:val="2"/>
-          <w:sz w:val="24"/>
-          <w:szCs w:val="24"/>
-          <w14:ligatures w14:val="standardContextual"/>
-        </w:rPr>
-        <w:t>5</w:t>
-      </w:r>
-      <w:r>
-        <w:rPr>
-          <w:rFonts w:asciiTheme="minorHAnsi" w:eastAsiaTheme="minorEastAsia" w:hAnsiTheme="minorHAnsi" w:cstheme="minorBidi"/>
-          <w:kern w:val="2"/>
-          <w:sz w:val="24"/>
-          <w:szCs w:val="24"/>
-          <w14:ligatures w14:val="standardContextual"/>
-        </w:rPr>
-        <w:t>: Scale Your Workers</w:t>
+        <w:t>Phase 5: Scale Your Workers</w:t>
       </w:r>
     </w:p>
     <w:p>
@@ -1893,7 +1949,7 @@
           <w14:ligatures w14:val="standardContextual"/>
         </w:rPr>
         <w:drawing>
-          <wp:inline distT="0" distB="0" distL="0" distR="0" wp14:anchorId="6D658D40" wp14:editId="05A9E93E">
+          <wp:inline distT="0" distB="0" distL="0" distR="0" wp14:anchorId="6D658D40" wp14:editId="0AA9BD8C">
             <wp:extent cx="5943600" cy="515701"/>
             <wp:effectExtent l="0" t="0" r="0" b="5080"/>
             <wp:docPr id="902303210" name="Picture 9"/>
@@ -2128,7 +2184,7 @@
           <w14:ligatures w14:val="standardContextual"/>
         </w:rPr>
         <w:drawing>
-          <wp:inline distT="0" distB="0" distL="0" distR="0" wp14:anchorId="3D8CFCDA" wp14:editId="5C00CF88">
+          <wp:inline distT="0" distB="0" distL="0" distR="0" wp14:anchorId="3D8CFCDA" wp14:editId="4B4E01D9">
             <wp:extent cx="5943600" cy="1024255"/>
             <wp:effectExtent l="0" t="0" r="0" b="4445"/>
             <wp:docPr id="780587053" name="Picture 12" descr="A screenshot of a graph&#10;&#10;Description automatically generated"/>
@@ -2225,10 +2281,10 @@
           <w14:ligatures w14:val="standardContextual"/>
         </w:rPr>
         <w:drawing>
-          <wp:inline distT="0" distB="0" distL="0" distR="0" wp14:anchorId="3B89F333" wp14:editId="1A5B81D4">
-            <wp:extent cx="5943600" cy="518795"/>
-            <wp:effectExtent l="0" t="0" r="0" b="1905"/>
-            <wp:docPr id="715541552" name="Picture 13"/>
+          <wp:inline distT="0" distB="0" distL="0" distR="0" wp14:anchorId="44BDAF7B" wp14:editId="2F96C2F0">
+            <wp:extent cx="5943600" cy="853440"/>
+            <wp:effectExtent l="0" t="0" r="0" b="0"/>
+            <wp:docPr id="753491056" name="Picture 1" descr="A graph on a white background&#10;&#10;Description automatically generated"/>
             <wp:cNvGraphicFramePr>
               <a:graphicFrameLocks xmlns:a="http://schemas.openxmlformats.org/drawingml/2006/main" noChangeAspect="1"/>
             </wp:cNvGraphicFramePr>
@@ -2236,11 +2292,11 @@
               <a:graphicData uri="http://schemas.openxmlformats.org/drawingml/2006/picture">
                 <pic:pic xmlns:pic="http://schemas.openxmlformats.org/drawingml/2006/picture">
                   <pic:nvPicPr>
-                    <pic:cNvPr id="715541552" name="Picture 715541552"/>
+                    <pic:cNvPr id="753491056" name="Picture 1" descr="A graph on a white background&#10;&#10;Description automatically generated"/>
                     <pic:cNvPicPr/>
                   </pic:nvPicPr>
                   <pic:blipFill>
-                    <a:blip r:embed="rId15" cstate="print">
+                    <a:blip r:embed="rId17" cstate="print">
                       <a:extLst>
                         <a:ext uri="{28A0092B-C50C-407E-A947-70E740481C1C}">
                           <a14:useLocalDpi xmlns:a14="http://schemas.microsoft.com/office/drawing/2010/main" val="0"/>
@@ -2254,7 +2310,7 @@
                   <pic:spPr>
                     <a:xfrm>
                       <a:off x="0" y="0"/>
-                      <a:ext cx="5943600" cy="518795"/>
+                      <a:ext cx="5943600" cy="853440"/>
                     </a:xfrm>
                     <a:prstGeom prst="rect">
                       <a:avLst/>
@@ -2294,10 +2350,10 @@
           <w14:ligatures w14:val="standardContextual"/>
         </w:rPr>
         <w:drawing>
-          <wp:inline distT="0" distB="0" distL="0" distR="0" wp14:anchorId="3D242227" wp14:editId="1AEA4A0A">
-            <wp:extent cx="5943600" cy="1024255"/>
-            <wp:effectExtent l="0" t="0" r="0" b="4445"/>
-            <wp:docPr id="1361545822" name="Picture 12" descr="A screenshot of a graph&#10;&#10;Description automatically generated"/>
+          <wp:inline distT="0" distB="0" distL="0" distR="0" wp14:anchorId="74389954" wp14:editId="711BAC3B">
+            <wp:extent cx="5943600" cy="1020445"/>
+            <wp:effectExtent l="0" t="0" r="3810" b="1905"/>
+            <wp:docPr id="1459667372" name="Picture 3" descr="A screenshot of a graph&#10;&#10;Description automatically generated"/>
             <wp:cNvGraphicFramePr>
               <a:graphicFrameLocks xmlns:a="http://schemas.openxmlformats.org/drawingml/2006/main" noChangeAspect="1"/>
             </wp:cNvGraphicFramePr>
@@ -2305,11 +2361,11 @@
               <a:graphicData uri="http://schemas.openxmlformats.org/drawingml/2006/picture">
                 <pic:pic xmlns:pic="http://schemas.openxmlformats.org/drawingml/2006/picture">
                   <pic:nvPicPr>
-                    <pic:cNvPr id="1361545822" name="Picture 12" descr="A screenshot of a graph&#10;&#10;Description automatically generated"/>
+                    <pic:cNvPr id="1459667372" name="Picture 3" descr="A screenshot of a graph&#10;&#10;Description automatically generated"/>
                     <pic:cNvPicPr/>
                   </pic:nvPicPr>
                   <pic:blipFill>
-                    <a:blip r:embed="rId16" cstate="print">
+                    <a:blip r:embed="rId18" cstate="print">
                       <a:extLst>
                         <a:ext uri="{28A0092B-C50C-407E-A947-70E740481C1C}">
                           <a14:useLocalDpi xmlns:a14="http://schemas.microsoft.com/office/drawing/2010/main" val="0"/>
@@ -2323,7 +2379,7 @@
                   <pic:spPr>
                     <a:xfrm>
                       <a:off x="0" y="0"/>
-                      <a:ext cx="5943600" cy="1024255"/>
+                      <a:ext cx="5943600" cy="1020445"/>
                     </a:xfrm>
                     <a:prstGeom prst="rect">
                       <a:avLst/>
@@ -2374,8 +2430,8 @@
         <w:gridCol w:w="1344"/>
         <w:gridCol w:w="1777"/>
         <w:gridCol w:w="1644"/>
-        <w:gridCol w:w="1710"/>
-        <w:gridCol w:w="3150"/>
+        <w:gridCol w:w="1890"/>
+        <w:gridCol w:w="2970"/>
       </w:tblGrid>
       <w:tr>
         <w:tc>
@@ -2477,7 +2533,7 @@
         </w:tc>
         <w:tc>
           <w:tcPr>
-            <w:tcW w:w="1710" w:type="dxa"/>
+            <w:tcW w:w="1890" w:type="dxa"/>
           </w:tcPr>
           <w:p>
             <w:pPr>
@@ -2509,7 +2565,7 @@
         </w:tc>
         <w:tc>
           <w:tcPr>
-            <w:tcW w:w="3150" w:type="dxa"/>
+            <w:tcW w:w="2970" w:type="dxa"/>
           </w:tcPr>
           <w:p>
             <w:pPr>
@@ -2639,7 +2695,7 @@
         </w:tc>
         <w:tc>
           <w:tcPr>
-            <w:tcW w:w="1710" w:type="dxa"/>
+            <w:tcW w:w="1890" w:type="dxa"/>
           </w:tcPr>
           <w:p>
             <w:pPr>
@@ -2671,7 +2727,7 @@
         </w:tc>
         <w:tc>
           <w:tcPr>
-            <w:tcW w:w="3150" w:type="dxa"/>
+            <w:tcW w:w="2970" w:type="dxa"/>
           </w:tcPr>
           <w:p>
             <w:pPr>
@@ -2825,7 +2881,7 @@
         </w:tc>
         <w:tc>
           <w:tcPr>
-            <w:tcW w:w="1710" w:type="dxa"/>
+            <w:tcW w:w="1890" w:type="dxa"/>
           </w:tcPr>
           <w:p>
             <w:pPr>
@@ -2881,7 +2937,7 @@
         </w:tc>
         <w:tc>
           <w:tcPr>
-            <w:tcW w:w="3150" w:type="dxa"/>
+            <w:tcW w:w="2970" w:type="dxa"/>
           </w:tcPr>
           <w:p>
             <w:pPr>
@@ -2907,79 +2963,7 @@
                 <w:szCs w:val="24"/>
                 <w14:ligatures w14:val="standardContextual"/>
               </w:rPr>
-              <w:t>CUP~0.</w:t>
-            </w:r>
-            <w:r>
-              <w:rPr>
-                <w:rFonts w:asciiTheme="minorHAnsi" w:eastAsiaTheme="minorEastAsia" w:hAnsiTheme="minorHAnsi" w:cstheme="minorBidi"/>
-                <w:b w:val="0"/>
-                <w:bCs w:val="0"/>
-                <w:kern w:val="2"/>
-                <w:sz w:val="24"/>
-                <w:szCs w:val="24"/>
-                <w14:ligatures w14:val="standardContextual"/>
-              </w:rPr>
-              <w:t>9</w:t>
-            </w:r>
-            <w:r>
-              <w:rPr>
-                <w:rFonts w:asciiTheme="minorHAnsi" w:eastAsiaTheme="minorEastAsia" w:hAnsiTheme="minorHAnsi" w:cstheme="minorBidi"/>
-                <w:b w:val="0"/>
-                <w:bCs w:val="0"/>
-                <w:kern w:val="2"/>
-                <w:sz w:val="24"/>
-                <w:szCs w:val="24"/>
-                <w14:ligatures w14:val="standardContextual"/>
-              </w:rPr>
-              <w:t>%;</w:t>
-            </w:r>
-            <w:r>
-              <w:rPr>
-                <w:rFonts w:asciiTheme="minorHAnsi" w:eastAsiaTheme="minorEastAsia" w:hAnsiTheme="minorHAnsi" w:cstheme="minorBidi"/>
-                <w:b w:val="0"/>
-                <w:bCs w:val="0"/>
-                <w:kern w:val="2"/>
-                <w:sz w:val="24"/>
-                <w:szCs w:val="24"/>
-                <w14:ligatures w14:val="standardContextual"/>
-              </w:rPr>
-              <w:t xml:space="preserve"> </w:t>
-            </w:r>
-            <w:r>
-              <w:rPr>
-                <w:rFonts w:asciiTheme="minorHAnsi" w:eastAsiaTheme="minorEastAsia" w:hAnsiTheme="minorHAnsi" w:cstheme="minorBidi"/>
-                <w:b w:val="0"/>
-                <w:bCs w:val="0"/>
-                <w:kern w:val="2"/>
-                <w:sz w:val="24"/>
-                <w:szCs w:val="24"/>
-                <w14:ligatures w14:val="standardContextual"/>
-              </w:rPr>
-              <w:t>Memory~1</w:t>
-            </w:r>
-            <w:r>
-              <w:rPr>
-                <w:rFonts w:asciiTheme="minorHAnsi" w:eastAsiaTheme="minorEastAsia" w:hAnsiTheme="minorHAnsi" w:cstheme="minorBidi"/>
-                <w:b w:val="0"/>
-                <w:bCs w:val="0"/>
-                <w:kern w:val="2"/>
-                <w:sz w:val="24"/>
-                <w:szCs w:val="24"/>
-                <w14:ligatures w14:val="standardContextual"/>
-              </w:rPr>
-              <w:t>.3</w:t>
-            </w:r>
-            <w:r>
-              <w:rPr>
-                <w:rFonts w:asciiTheme="minorHAnsi" w:eastAsiaTheme="minorEastAsia" w:hAnsiTheme="minorHAnsi" w:cstheme="minorBidi"/>
-                <w:b w:val="0"/>
-                <w:bCs w:val="0"/>
-                <w:kern w:val="2"/>
-                <w:sz w:val="24"/>
-                <w:szCs w:val="24"/>
-                <w14:ligatures w14:val="standardContextual"/>
-              </w:rPr>
-              <w:t>%</w:t>
+              <w:t>CUP~0.9%; Memory~1.3%</w:t>
             </w:r>
           </w:p>
         </w:tc>
@@ -3083,7 +3067,7 @@
         </w:tc>
         <w:tc>
           <w:tcPr>
-            <w:tcW w:w="1710" w:type="dxa"/>
+            <w:tcW w:w="1890" w:type="dxa"/>
           </w:tcPr>
           <w:p>
             <w:pPr>
@@ -3115,7 +3099,7 @@
         </w:tc>
         <w:tc>
           <w:tcPr>
-            <w:tcW w:w="3150" w:type="dxa"/>
+            <w:tcW w:w="2970" w:type="dxa"/>
           </w:tcPr>
           <w:p>
             <w:pPr>
@@ -3141,7 +3125,31 @@
                 <w:szCs w:val="24"/>
                 <w14:ligatures w14:val="standardContextual"/>
               </w:rPr>
-              <w:t>CUP~2.87%; Memory~1.46%</w:t>
+              <w:t>CUP~2.87%;</w:t>
+            </w:r>
+            <w:r>
+              <w:rPr>
+                <w:rFonts w:asciiTheme="minorHAnsi" w:eastAsiaTheme="minorEastAsia" w:hAnsiTheme="minorHAnsi" w:cstheme="minorBidi"/>
+                <w:b w:val="0"/>
+                <w:bCs w:val="0"/>
+                <w:kern w:val="2"/>
+                <w:sz w:val="24"/>
+                <w:szCs w:val="24"/>
+                <w14:ligatures w14:val="standardContextual"/>
+              </w:rPr>
+              <w:t xml:space="preserve"> </w:t>
+            </w:r>
+            <w:r>
+              <w:rPr>
+                <w:rFonts w:asciiTheme="minorHAnsi" w:eastAsiaTheme="minorEastAsia" w:hAnsiTheme="minorHAnsi" w:cstheme="minorBidi"/>
+                <w:b w:val="0"/>
+                <w:bCs w:val="0"/>
+                <w:kern w:val="2"/>
+                <w:sz w:val="24"/>
+                <w:szCs w:val="24"/>
+                <w14:ligatures w14:val="standardContextual"/>
+              </w:rPr>
+              <w:t>Memory~1.46%</w:t>
             </w:r>
           </w:p>
         </w:tc>
@@ -3220,7 +3228,7 @@
               <w:pStyle w:val="Heading2"/>
               <w:spacing w:before="360" w:beforeAutospacing="0" w:after="240" w:afterAutospacing="0"/>
               <w:rPr>
-                <w:rFonts w:asciiTheme="minorHAnsi" w:eastAsiaTheme="minorEastAsia" w:hAnsiTheme="minorHAnsi" w:cstheme="minorBidi" w:hint="eastAsia"/>
+                <w:rFonts w:asciiTheme="minorHAnsi" w:eastAsiaTheme="minorEastAsia" w:hAnsiTheme="minorHAnsi" w:cstheme="minorBidi"/>
                 <w:b w:val="0"/>
                 <w:bCs w:val="0"/>
                 <w:kern w:val="2"/>
@@ -3257,14 +3265,14 @@
         </w:tc>
         <w:tc>
           <w:tcPr>
-            <w:tcW w:w="1710" w:type="dxa"/>
+            <w:tcW w:w="1890" w:type="dxa"/>
           </w:tcPr>
           <w:p>
             <w:pPr>
               <w:pStyle w:val="Heading2"/>
               <w:spacing w:before="360" w:beforeAutospacing="0" w:after="240" w:afterAutospacing="0"/>
               <w:rPr>
-                <w:rFonts w:asciiTheme="minorHAnsi" w:eastAsiaTheme="minorEastAsia" w:hAnsiTheme="minorHAnsi" w:cstheme="minorBidi" w:hint="eastAsia"/>
+                <w:rFonts w:asciiTheme="minorHAnsi" w:eastAsiaTheme="minorEastAsia" w:hAnsiTheme="minorHAnsi" w:cstheme="minorBidi"/>
                 <w:b w:val="0"/>
                 <w:bCs w:val="0"/>
                 <w:kern w:val="2"/>
@@ -3308,12 +3316,65 @@
                 <w14:ligatures w14:val="standardContextual"/>
               </w:rPr>
               <w:t>s</w:t>
+            </w:r>
+            <w:r>
+              <w:rPr>
+                <w:rFonts w:asciiTheme="minorHAnsi" w:eastAsiaTheme="minorEastAsia" w:hAnsiTheme="minorHAnsi" w:cstheme="minorBidi"/>
+                <w:b w:val="0"/>
+                <w:bCs w:val="0"/>
+                <w:kern w:val="2"/>
+                <w:sz w:val="24"/>
+                <w:szCs w:val="24"/>
+                <w14:ligatures w14:val="standardContextual"/>
+              </w:rPr>
+              <w:t xml:space="preserve"> </w:t>
+            </w:r>
+            <w:proofErr w:type="gramStart"/>
+            <w:r>
+              <w:rPr>
+                <w:rFonts w:asciiTheme="minorHAnsi" w:eastAsiaTheme="minorEastAsia" w:hAnsiTheme="minorHAnsi" w:cstheme="minorBidi"/>
+                <w:b w:val="0"/>
+                <w:bCs w:val="0"/>
+                <w:kern w:val="2"/>
+                <w:sz w:val="24"/>
+                <w:szCs w:val="24"/>
+                <w14:ligatures w14:val="standardContextual"/>
+              </w:rPr>
+              <w:t>calculated</w:t>
+            </w:r>
+            <w:proofErr w:type="gramEnd"/>
+          </w:p>
+          <w:p>
+            <w:pPr>
+              <w:pStyle w:val="Heading2"/>
+              <w:spacing w:before="360" w:beforeAutospacing="0" w:after="240" w:afterAutospacing="0"/>
+              <w:rPr>
+                <w:rFonts w:asciiTheme="minorHAnsi" w:eastAsiaTheme="minorEastAsia" w:hAnsiTheme="minorHAnsi" w:cstheme="minorBidi"/>
+                <w:b w:val="0"/>
+                <w:bCs w:val="0"/>
+                <w:kern w:val="2"/>
+                <w:sz w:val="24"/>
+                <w:szCs w:val="24"/>
+                <w14:ligatures w14:val="standardContextual"/>
+              </w:rPr>
+            </w:pPr>
+            <w:r>
+              <w:rPr>
+                <w:rFonts w:asciiTheme="minorHAnsi" w:eastAsiaTheme="minorEastAsia" w:hAnsiTheme="minorHAnsi" w:cstheme="minorBidi"/>
+                <w:b w:val="0"/>
+                <w:bCs w:val="0"/>
+                <w:kern w:val="2"/>
+                <w:sz w:val="24"/>
+                <w:szCs w:val="24"/>
+                <w14:ligatures w14:val="standardContextual"/>
+              </w:rPr>
+              <w:t>~2mins observed</w:t>
             </w:r>
           </w:p>
         </w:tc>
         <w:tc>
           <w:tcPr>
-            <w:tcW w:w="3150" w:type="dxa"/>
+            <w:tcW w:w="2970" w:type="dxa"/>
           </w:tcPr>
           <w:p>
             <w:pPr>
@@ -3339,36 +3400,761 @@
                 <w:szCs w:val="24"/>
                 <w14:ligatures w14:val="standardContextual"/>
               </w:rPr>
-              <w:t>CUP~</w:t>
-            </w:r>
-            <w:r>
-              <w:rPr>
-                <w:rFonts w:asciiTheme="minorHAnsi" w:eastAsiaTheme="minorEastAsia" w:hAnsiTheme="minorHAnsi" w:cstheme="minorBidi"/>
-                <w:b w:val="0"/>
-                <w:bCs w:val="0"/>
-                <w:kern w:val="2"/>
-                <w:sz w:val="24"/>
-                <w:szCs w:val="24"/>
-                <w14:ligatures w14:val="standardContextual"/>
-              </w:rPr>
-              <w:t>13</w:t>
-            </w:r>
-            <w:r>
-              <w:rPr>
-                <w:rFonts w:asciiTheme="minorHAnsi" w:eastAsiaTheme="minorEastAsia" w:hAnsiTheme="minorHAnsi" w:cstheme="minorBidi"/>
-                <w:b w:val="0"/>
-                <w:bCs w:val="0"/>
-                <w:kern w:val="2"/>
-                <w:sz w:val="24"/>
-                <w:szCs w:val="24"/>
-                <w14:ligatures w14:val="standardContextual"/>
-              </w:rPr>
-              <w:t>%; Memory~1.46%</w:t>
+              <w:t>CUP~13%; Memory~1.46%</w:t>
             </w:r>
           </w:p>
         </w:tc>
       </w:tr>
     </w:tbl>
+    <w:p>
+      <w:pPr>
+        <w:pStyle w:val="Heading2"/>
+        <w:shd w:val="clear" w:color="auto" w:fill="FFFFFF"/>
+        <w:spacing w:before="360" w:beforeAutospacing="0" w:after="240" w:afterAutospacing="0"/>
+        <w:rPr>
+          <w:rFonts w:asciiTheme="minorHAnsi" w:eastAsiaTheme="minorEastAsia" w:hAnsiTheme="minorHAnsi" w:cstheme="minorBidi" w:hint="eastAsia"/>
+          <w:kern w:val="2"/>
+          <w:sz w:val="24"/>
+          <w:szCs w:val="24"/>
+          <w14:ligatures w14:val="standardContextual"/>
+        </w:rPr>
+      </w:pPr>
+      <w:r>
+        <w:rPr>
+          <w:rFonts w:asciiTheme="minorHAnsi" w:eastAsiaTheme="minorEastAsia" w:hAnsiTheme="minorHAnsi" w:cstheme="minorBidi"/>
+          <w:b w:val="0"/>
+          <w:bCs w:val="0"/>
+          <w:kern w:val="2"/>
+          <w:sz w:val="24"/>
+          <w:szCs w:val="24"/>
+          <w14:ligatures w14:val="standardContextual"/>
+        </w:rPr>
+        <w:t xml:space="preserve">Minimum workers to prevent queue buildup at 60 orders/s: 60 × 3 = </w:t>
+      </w:r>
+      <w:r>
+        <w:rPr>
+          <w:rFonts w:asciiTheme="minorHAnsi" w:eastAsiaTheme="minorEastAsia" w:hAnsiTheme="minorHAnsi" w:cstheme="minorBidi"/>
+          <w:kern w:val="2"/>
+          <w:sz w:val="24"/>
+          <w:szCs w:val="24"/>
+          <w14:ligatures w14:val="standardContextual"/>
+        </w:rPr>
+        <w:t>180 goroutines.</w:t>
+      </w:r>
+      <w:r>
+        <w:rPr>
+          <w:rFonts w:asciiTheme="minorHAnsi" w:eastAsiaTheme="minorEastAsia" w:hAnsiTheme="minorHAnsi" w:cstheme="minorBidi"/>
+          <w:kern w:val="2"/>
+          <w:sz w:val="24"/>
+          <w:szCs w:val="24"/>
+          <w14:ligatures w14:val="standardContextual"/>
+        </w:rPr>
+        <w:t xml:space="preserve"> </w:t>
+      </w:r>
+      <w:r>
+        <w:rPr>
+          <w:rFonts w:asciiTheme="minorHAnsi" w:eastAsiaTheme="minorEastAsia" w:hAnsiTheme="minorHAnsi" w:cstheme="minorBidi" w:hint="eastAsia"/>
+          <w:b w:val="0"/>
+          <w:bCs w:val="0"/>
+          <w:kern w:val="2"/>
+          <w:sz w:val="24"/>
+          <w:szCs w:val="24"/>
+          <w14:ligatures w14:val="standardContextual"/>
+        </w:rPr>
+        <w:t>Cause</w:t>
+      </w:r>
+      <w:r>
+        <w:rPr>
+          <w:rFonts w:asciiTheme="minorHAnsi" w:eastAsiaTheme="minorEastAsia" w:hAnsiTheme="minorHAnsi" w:cstheme="minorBidi"/>
+          <w:b w:val="0"/>
+          <w:bCs w:val="0"/>
+          <w:kern w:val="2"/>
+          <w:sz w:val="24"/>
+          <w:szCs w:val="24"/>
+          <w14:ligatures w14:val="standardContextual"/>
+        </w:rPr>
+        <w:t xml:space="preserve"> </w:t>
+      </w:r>
+      <w:r>
+        <w:rPr>
+          <w:rFonts w:asciiTheme="minorHAnsi" w:eastAsiaTheme="minorEastAsia" w:hAnsiTheme="minorHAnsi" w:cstheme="minorBidi" w:hint="eastAsia"/>
+          <w:b w:val="0"/>
+          <w:bCs w:val="0"/>
+          <w:kern w:val="2"/>
+          <w:sz w:val="24"/>
+          <w:szCs w:val="24"/>
+          <w14:ligatures w14:val="standardContextual"/>
+        </w:rPr>
+        <w:t>t</w:t>
+      </w:r>
+      <w:r>
+        <w:rPr>
+          <w:rFonts w:asciiTheme="minorHAnsi" w:eastAsiaTheme="minorEastAsia" w:hAnsiTheme="minorHAnsi" w:cstheme="minorBidi"/>
+          <w:b w:val="0"/>
+          <w:bCs w:val="0"/>
+          <w:kern w:val="2"/>
+          <w:sz w:val="24"/>
+          <w:szCs w:val="24"/>
+          <w14:ligatures w14:val="standardContextual"/>
+        </w:rPr>
+        <w:t>o prevent queue buildup, processing rate must ≥ arrival rate</w:t>
+      </w:r>
+      <w:r>
+        <w:rPr>
+          <w:rFonts w:asciiTheme="minorHAnsi" w:eastAsiaTheme="minorEastAsia" w:hAnsiTheme="minorHAnsi" w:cstheme="minorBidi" w:hint="eastAsia"/>
+          <w:b w:val="0"/>
+          <w:bCs w:val="0"/>
+          <w:kern w:val="2"/>
+          <w:sz w:val="24"/>
+          <w:szCs w:val="24"/>
+          <w14:ligatures w14:val="standardContextual"/>
+        </w:rPr>
+        <w:t>.</w:t>
+      </w:r>
+    </w:p>
+    <w:p>
+      <w:pPr>
+        <w:pStyle w:val="Heading2"/>
+        <w:shd w:val="clear" w:color="auto" w:fill="FFFFFF"/>
+        <w:spacing w:before="360" w:beforeAutospacing="0" w:after="240" w:afterAutospacing="0"/>
+        <w:rPr>
+          <w:rFonts w:asciiTheme="minorHAnsi" w:eastAsiaTheme="minorEastAsia" w:hAnsiTheme="minorHAnsi" w:cstheme="minorBidi"/>
+          <w:kern w:val="2"/>
+          <w:sz w:val="24"/>
+          <w:szCs w:val="24"/>
+          <w14:ligatures w14:val="standardContextual"/>
+        </w:rPr>
+      </w:pPr>
+      <w:r>
+        <w:rPr>
+          <w:rFonts w:asciiTheme="minorHAnsi" w:eastAsiaTheme="minorEastAsia" w:hAnsiTheme="minorHAnsi" w:cstheme="minorBidi" w:hint="eastAsia"/>
+          <w:kern w:val="2"/>
+          <w:sz w:val="24"/>
+          <w:szCs w:val="24"/>
+          <w14:ligatures w14:val="standardContextual"/>
+        </w:rPr>
+        <w:t>Analysis</w:t>
+      </w:r>
+      <w:r>
+        <w:rPr>
+          <w:rFonts w:asciiTheme="minorHAnsi" w:eastAsiaTheme="minorEastAsia" w:hAnsiTheme="minorHAnsi" w:cstheme="minorBidi"/>
+          <w:kern w:val="2"/>
+          <w:sz w:val="24"/>
+          <w:szCs w:val="24"/>
+          <w14:ligatures w14:val="standardContextual"/>
+        </w:rPr>
+        <w:t xml:space="preserve"> Questions</w:t>
+      </w:r>
+    </w:p>
+    <w:p>
+      <w:pPr>
+        <w:pStyle w:val="Heading2"/>
+        <w:shd w:val="clear" w:color="auto" w:fill="FFFFFF"/>
+        <w:spacing w:before="360" w:beforeAutospacing="0" w:after="240" w:afterAutospacing="0"/>
+        <w:rPr>
+          <w:rFonts w:asciiTheme="minorHAnsi" w:eastAsiaTheme="minorEastAsia" w:hAnsiTheme="minorHAnsi" w:cstheme="minorBidi"/>
+          <w:kern w:val="2"/>
+          <w:sz w:val="24"/>
+          <w:szCs w:val="24"/>
+          <w14:ligatures w14:val="standardContextual"/>
+        </w:rPr>
+      </w:pPr>
+      <w:r>
+        <w:rPr>
+          <w:rFonts w:asciiTheme="minorHAnsi" w:eastAsiaTheme="minorEastAsia" w:hAnsiTheme="minorHAnsi" w:cstheme="minorBidi"/>
+          <w:kern w:val="2"/>
+          <w:sz w:val="24"/>
+          <w:szCs w:val="24"/>
+          <w14:ligatures w14:val="standardContextual"/>
+        </w:rPr>
+        <w:t xml:space="preserve">1. </w:t>
+      </w:r>
+      <w:r>
+        <w:rPr>
+          <w:rFonts w:asciiTheme="minorHAnsi" w:eastAsiaTheme="minorEastAsia" w:hAnsiTheme="minorHAnsi" w:cstheme="minorBidi"/>
+          <w:kern w:val="2"/>
+          <w:sz w:val="24"/>
+          <w:szCs w:val="24"/>
+          <w14:ligatures w14:val="standardContextual"/>
+        </w:rPr>
+        <w:t>How many times more orders did your asynchronous approach accept compared to your synchronous approach?</w:t>
+      </w:r>
+    </w:p>
+    <w:p>
+      <w:pPr>
+        <w:pStyle w:val="Heading2"/>
+        <w:shd w:val="clear" w:color="auto" w:fill="FFFFFF"/>
+        <w:spacing w:before="360" w:beforeAutospacing="0" w:after="240" w:afterAutospacing="0"/>
+        <w:rPr>
+          <w:rFonts w:asciiTheme="minorHAnsi" w:eastAsiaTheme="minorEastAsia" w:hAnsiTheme="minorHAnsi" w:cstheme="minorBidi"/>
+          <w:b w:val="0"/>
+          <w:bCs w:val="0"/>
+          <w:kern w:val="2"/>
+          <w:sz w:val="24"/>
+          <w:szCs w:val="24"/>
+          <w14:ligatures w14:val="standardContextual"/>
+        </w:rPr>
+      </w:pPr>
+      <w:r>
+        <w:rPr>
+          <w:rFonts w:asciiTheme="minorHAnsi" w:eastAsiaTheme="minorEastAsia" w:hAnsiTheme="minorHAnsi" w:cstheme="minorBidi"/>
+          <w:b w:val="0"/>
+          <w:bCs w:val="0"/>
+          <w:kern w:val="2"/>
+          <w:sz w:val="24"/>
+          <w:szCs w:val="24"/>
+          <w14:ligatures w14:val="standardContextual"/>
+        </w:rPr>
+        <w:t>3451 / 285 = 12x</w:t>
+      </w:r>
+    </w:p>
+    <w:p>
+      <w:pPr>
+        <w:pStyle w:val="Heading2"/>
+        <w:shd w:val="clear" w:color="auto" w:fill="FFFFFF"/>
+        <w:spacing w:before="360" w:after="240"/>
+        <w:rPr>
+          <w:rFonts w:asciiTheme="minorHAnsi" w:eastAsiaTheme="minorEastAsia" w:hAnsiTheme="minorHAnsi" w:cstheme="minorBidi"/>
+          <w:kern w:val="2"/>
+          <w:sz w:val="24"/>
+          <w:szCs w:val="24"/>
+          <w14:ligatures w14:val="standardContextual"/>
+        </w:rPr>
+      </w:pPr>
+      <w:r>
+        <w:rPr>
+          <w:rFonts w:asciiTheme="minorHAnsi" w:eastAsiaTheme="minorEastAsia" w:hAnsiTheme="minorHAnsi" w:cstheme="minorBidi"/>
+          <w:kern w:val="2"/>
+          <w:sz w:val="24"/>
+          <w:szCs w:val="24"/>
+          <w14:ligatures w14:val="standardContextual"/>
+        </w:rPr>
+        <w:t xml:space="preserve">2. </w:t>
+      </w:r>
+      <w:r>
+        <w:rPr>
+          <w:rFonts w:asciiTheme="minorHAnsi" w:eastAsiaTheme="minorEastAsia" w:hAnsiTheme="minorHAnsi" w:cstheme="minorBidi"/>
+          <w:kern w:val="2"/>
+          <w:sz w:val="24"/>
+          <w:szCs w:val="24"/>
+          <w14:ligatures w14:val="standardContextual"/>
+        </w:rPr>
+        <w:t>What causes queue buildup and how do you prevent it?</w:t>
+      </w:r>
+    </w:p>
+    <w:p>
+      <w:pPr>
+        <w:pStyle w:val="Heading2"/>
+        <w:shd w:val="clear" w:color="auto" w:fill="FFFFFF"/>
+        <w:spacing w:before="360" w:after="240"/>
+        <w:rPr>
+          <w:rFonts w:asciiTheme="minorHAnsi" w:eastAsiaTheme="minorEastAsia" w:hAnsiTheme="minorHAnsi" w:cstheme="minorBidi"/>
+          <w:b w:val="0"/>
+          <w:bCs w:val="0"/>
+          <w:kern w:val="2"/>
+          <w:sz w:val="24"/>
+          <w:szCs w:val="24"/>
+          <w14:ligatures w14:val="standardContextual"/>
+        </w:rPr>
+      </w:pPr>
+      <w:r>
+        <w:rPr>
+          <w:rFonts w:asciiTheme="minorHAnsi" w:eastAsiaTheme="minorEastAsia" w:hAnsiTheme="minorHAnsi" w:cstheme="minorBidi" w:hint="eastAsia"/>
+          <w:b w:val="0"/>
+          <w:bCs w:val="0"/>
+          <w:kern w:val="2"/>
+          <w:sz w:val="24"/>
+          <w:szCs w:val="24"/>
+          <w14:ligatures w14:val="standardContextual"/>
+        </w:rPr>
+        <w:t>(</w:t>
+      </w:r>
+      <w:r>
+        <w:rPr>
+          <w:rFonts w:asciiTheme="minorHAnsi" w:eastAsiaTheme="minorEastAsia" w:hAnsiTheme="minorHAnsi" w:cstheme="minorBidi"/>
+          <w:b w:val="0"/>
+          <w:bCs w:val="0"/>
+          <w:kern w:val="2"/>
+          <w:sz w:val="24"/>
+          <w:szCs w:val="24"/>
+          <w14:ligatures w14:val="standardContextual"/>
+        </w:rPr>
+        <w:t xml:space="preserve">1) </w:t>
+      </w:r>
+      <w:r>
+        <w:rPr>
+          <w:rFonts w:asciiTheme="minorHAnsi" w:eastAsiaTheme="minorEastAsia" w:hAnsiTheme="minorHAnsi" w:cstheme="minorBidi"/>
+          <w:b w:val="0"/>
+          <w:bCs w:val="0"/>
+          <w:kern w:val="2"/>
+          <w:sz w:val="24"/>
+          <w:szCs w:val="24"/>
+          <w14:ligatures w14:val="standardContextual"/>
+        </w:rPr>
+        <w:t>Causes:</w:t>
+      </w:r>
+    </w:p>
+    <w:p>
+      <w:pPr>
+        <w:pStyle w:val="NormalWeb"/>
+        <w:numPr>
+          <w:ilvl w:val="0"/>
+          <w:numId w:val="2"/>
+        </w:numPr>
+        <w:rPr>
+          <w:rFonts w:asciiTheme="minorHAnsi" w:eastAsiaTheme="minorEastAsia" w:hAnsiTheme="minorHAnsi" w:cstheme="minorBidi"/>
+          <w:kern w:val="2"/>
+          <w14:ligatures w14:val="standardContextual"/>
+        </w:rPr>
+      </w:pPr>
+      <w:r>
+        <w:rPr>
+          <w:rFonts w:asciiTheme="minorHAnsi" w:eastAsiaTheme="minorEastAsia" w:hAnsiTheme="minorHAnsi" w:cstheme="minorBidi"/>
+          <w:kern w:val="2"/>
+          <w14:ligatures w14:val="standardContextual"/>
+        </w:rPr>
+        <w:t>Arrival rate &gt; processing rate. If orders arrive at 60/second but workers only process 0.33/second, messages accumulate.</w:t>
+      </w:r>
+    </w:p>
+    <w:p>
+      <w:pPr>
+        <w:pStyle w:val="NormalWeb"/>
+        <w:numPr>
+          <w:ilvl w:val="0"/>
+          <w:numId w:val="2"/>
+        </w:numPr>
+        <w:rPr>
+          <w:rFonts w:asciiTheme="minorHAnsi" w:eastAsiaTheme="minorEastAsia" w:hAnsiTheme="minorHAnsi" w:cstheme="minorBidi"/>
+          <w:kern w:val="2"/>
+          <w14:ligatures w14:val="standardContextual"/>
+        </w:rPr>
+      </w:pPr>
+      <w:r>
+        <w:rPr>
+          <w:rFonts w:asciiTheme="minorHAnsi" w:eastAsiaTheme="minorEastAsia" w:hAnsiTheme="minorHAnsi" w:cstheme="minorBidi"/>
+          <w:kern w:val="2"/>
+          <w14:ligatures w14:val="standardContextual"/>
+        </w:rPr>
+        <w:t>Too few workers. With only 1 worker, throughput is 0.33/second, so the queue grows.</w:t>
+      </w:r>
+    </w:p>
+    <w:p>
+      <w:pPr>
+        <w:pStyle w:val="Heading2"/>
+        <w:shd w:val="clear" w:color="auto" w:fill="FFFFFF"/>
+        <w:spacing w:before="360" w:after="240"/>
+        <w:rPr>
+          <w:rFonts w:asciiTheme="minorHAnsi" w:eastAsiaTheme="minorEastAsia" w:hAnsiTheme="minorHAnsi" w:cstheme="minorBidi"/>
+          <w:b w:val="0"/>
+          <w:bCs w:val="0"/>
+          <w:kern w:val="2"/>
+          <w:sz w:val="24"/>
+          <w:szCs w:val="24"/>
+          <w14:ligatures w14:val="standardContextual"/>
+        </w:rPr>
+      </w:pPr>
+      <w:r>
+        <w:rPr>
+          <w:rFonts w:asciiTheme="minorHAnsi" w:eastAsiaTheme="minorEastAsia" w:hAnsiTheme="minorHAnsi" w:cstheme="minorBidi"/>
+          <w:b w:val="0"/>
+          <w:bCs w:val="0"/>
+          <w:kern w:val="2"/>
+          <w:sz w:val="24"/>
+          <w:szCs w:val="24"/>
+          <w14:ligatures w14:val="standardContextual"/>
+        </w:rPr>
+        <w:t xml:space="preserve">(2) </w:t>
+      </w:r>
+      <w:r>
+        <w:rPr>
+          <w:rFonts w:asciiTheme="minorHAnsi" w:eastAsiaTheme="minorEastAsia" w:hAnsiTheme="minorHAnsi" w:cstheme="minorBidi"/>
+          <w:b w:val="0"/>
+          <w:bCs w:val="0"/>
+          <w:kern w:val="2"/>
+          <w:sz w:val="24"/>
+          <w:szCs w:val="24"/>
+          <w14:ligatures w14:val="standardContextual"/>
+        </w:rPr>
+        <w:t>Prevention:</w:t>
+      </w:r>
+    </w:p>
+    <w:p>
+      <w:pPr>
+        <w:pStyle w:val="NormalWeb"/>
+        <w:numPr>
+          <w:ilvl w:val="0"/>
+          <w:numId w:val="2"/>
+        </w:numPr>
+        <w:rPr>
+          <w:rFonts w:asciiTheme="minorHAnsi" w:eastAsiaTheme="minorEastAsia" w:hAnsiTheme="minorHAnsi" w:cstheme="minorBidi"/>
+          <w:kern w:val="2"/>
+          <w14:ligatures w14:val="standardContextual"/>
+        </w:rPr>
+      </w:pPr>
+      <w:r>
+        <w:rPr>
+          <w:rFonts w:asciiTheme="minorHAnsi" w:eastAsiaTheme="minorEastAsia" w:hAnsiTheme="minorHAnsi" w:cstheme="minorBidi"/>
+          <w:kern w:val="2"/>
+          <w14:ligatures w14:val="standardContextual"/>
+        </w:rPr>
+        <w:t>Scale workers so processing rate ≥ arrival rate. For 60 orders/second, need at least 180 workers (60 × 3 seconds).</w:t>
+      </w:r>
+    </w:p>
+    <w:p>
+      <w:pPr>
+        <w:pStyle w:val="NormalWeb"/>
+        <w:numPr>
+          <w:ilvl w:val="0"/>
+          <w:numId w:val="2"/>
+        </w:numPr>
+        <w:rPr>
+          <w:rFonts w:asciiTheme="minorHAnsi" w:eastAsiaTheme="minorEastAsia" w:hAnsiTheme="minorHAnsi" w:cstheme="minorBidi"/>
+          <w:kern w:val="2"/>
+          <w14:ligatures w14:val="standardContextual"/>
+        </w:rPr>
+      </w:pPr>
+      <w:r>
+        <w:rPr>
+          <w:rFonts w:asciiTheme="minorHAnsi" w:eastAsiaTheme="minorEastAsia" w:hAnsiTheme="minorHAnsi" w:cstheme="minorBidi"/>
+          <w:kern w:val="2"/>
+          <w14:ligatures w14:val="standardContextual"/>
+        </w:rPr>
+        <w:lastRenderedPageBreak/>
+        <w:t xml:space="preserve">Monitor queue depth in CloudWatch. If </w:t>
+      </w:r>
+      <w:proofErr w:type="spellStart"/>
+      <w:r>
+        <w:rPr>
+          <w:rFonts w:asciiTheme="minorHAnsi" w:eastAsiaTheme="minorEastAsia" w:hAnsiTheme="minorHAnsi" w:cstheme="minorBidi"/>
+          <w:kern w:val="2"/>
+          <w14:ligatures w14:val="standardContextual"/>
+        </w:rPr>
+        <w:t>ApproximateNumberOfMessagesVisible</w:t>
+      </w:r>
+      <w:proofErr w:type="spellEnd"/>
+      <w:r>
+        <w:rPr>
+          <w:rFonts w:asciiTheme="minorHAnsi" w:eastAsiaTheme="minorEastAsia" w:hAnsiTheme="minorHAnsi" w:cstheme="minorBidi"/>
+          <w:kern w:val="2"/>
+          <w14:ligatures w14:val="standardContextual"/>
+        </w:rPr>
+        <w:t xml:space="preserve"> keeps rising, add more workers.</w:t>
+      </w:r>
+    </w:p>
+    <w:p>
+      <w:pPr>
+        <w:pStyle w:val="NormalWeb"/>
+        <w:numPr>
+          <w:ilvl w:val="0"/>
+          <w:numId w:val="2"/>
+        </w:numPr>
+        <w:rPr>
+          <w:rFonts w:asciiTheme="minorHAnsi" w:eastAsiaTheme="minorEastAsia" w:hAnsiTheme="minorHAnsi" w:cstheme="minorBidi"/>
+          <w:kern w:val="2"/>
+          <w14:ligatures w14:val="standardContextual"/>
+        </w:rPr>
+      </w:pPr>
+      <w:r>
+        <w:rPr>
+          <w:rFonts w:asciiTheme="minorHAnsi" w:eastAsiaTheme="minorEastAsia" w:hAnsiTheme="minorHAnsi" w:cstheme="minorBidi"/>
+          <w:kern w:val="2"/>
+          <w14:ligatures w14:val="standardContextual"/>
+        </w:rPr>
+        <w:t xml:space="preserve">Use auto-scaling based on queue </w:t>
+      </w:r>
+      <w:proofErr w:type="gramStart"/>
+      <w:r>
+        <w:rPr>
+          <w:rFonts w:asciiTheme="minorHAnsi" w:eastAsiaTheme="minorEastAsia" w:hAnsiTheme="minorHAnsi" w:cstheme="minorBidi"/>
+          <w:kern w:val="2"/>
+          <w14:ligatures w14:val="standardContextual"/>
+        </w:rPr>
+        <w:t>depth, or</w:t>
+      </w:r>
+      <w:proofErr w:type="gramEnd"/>
+      <w:r>
+        <w:rPr>
+          <w:rFonts w:asciiTheme="minorHAnsi" w:eastAsiaTheme="minorEastAsia" w:hAnsiTheme="minorHAnsi" w:cstheme="minorBidi"/>
+          <w:kern w:val="2"/>
+          <w14:ligatures w14:val="standardContextual"/>
+        </w:rPr>
+        <w:t xml:space="preserve"> set a fixed worker count that matches expected load.</w:t>
+      </w:r>
+    </w:p>
+    <w:p>
+      <w:pPr>
+        <w:pStyle w:val="Heading2"/>
+        <w:shd w:val="clear" w:color="auto" w:fill="FFFFFF"/>
+        <w:spacing w:before="360" w:after="240"/>
+        <w:rPr>
+          <w:rFonts w:asciiTheme="minorHAnsi" w:eastAsiaTheme="minorEastAsia" w:hAnsiTheme="minorHAnsi" w:cstheme="minorBidi"/>
+          <w:kern w:val="2"/>
+          <w:sz w:val="24"/>
+          <w:szCs w:val="24"/>
+          <w14:ligatures w14:val="standardContextual"/>
+        </w:rPr>
+      </w:pPr>
+      <w:r>
+        <w:rPr>
+          <w:rFonts w:asciiTheme="minorHAnsi" w:eastAsiaTheme="minorEastAsia" w:hAnsiTheme="minorHAnsi" w:cstheme="minorBidi"/>
+          <w:kern w:val="2"/>
+          <w:sz w:val="24"/>
+          <w:szCs w:val="24"/>
+          <w14:ligatures w14:val="standardContextual"/>
+        </w:rPr>
+        <w:t xml:space="preserve">3. </w:t>
+      </w:r>
+      <w:r>
+        <w:rPr>
+          <w:rFonts w:asciiTheme="minorHAnsi" w:eastAsiaTheme="minorEastAsia" w:hAnsiTheme="minorHAnsi" w:cstheme="minorBidi"/>
+          <w:kern w:val="2"/>
+          <w:sz w:val="24"/>
+          <w:szCs w:val="24"/>
+          <w14:ligatures w14:val="standardContextual"/>
+        </w:rPr>
+        <w:t>When would you choose sync vs async in production?</w:t>
+      </w:r>
+    </w:p>
+    <w:p>
+      <w:pPr>
+        <w:pStyle w:val="Heading2"/>
+        <w:shd w:val="clear" w:color="auto" w:fill="FFFFFF"/>
+        <w:spacing w:before="360" w:after="240"/>
+        <w:rPr>
+          <w:rFonts w:asciiTheme="minorHAnsi" w:eastAsiaTheme="minorEastAsia" w:hAnsiTheme="minorHAnsi" w:cstheme="minorBidi"/>
+          <w:b w:val="0"/>
+          <w:bCs w:val="0"/>
+          <w:kern w:val="2"/>
+          <w:sz w:val="24"/>
+          <w:szCs w:val="24"/>
+          <w14:ligatures w14:val="standardContextual"/>
+        </w:rPr>
+      </w:pPr>
+      <w:r>
+        <w:rPr>
+          <w:rFonts w:asciiTheme="minorHAnsi" w:eastAsiaTheme="minorEastAsia" w:hAnsiTheme="minorHAnsi" w:cstheme="minorBidi"/>
+          <w:b w:val="0"/>
+          <w:bCs w:val="0"/>
+          <w:kern w:val="2"/>
+          <w:sz w:val="24"/>
+          <w:szCs w:val="24"/>
+          <w14:ligatures w14:val="standardContextual"/>
+        </w:rPr>
+        <w:t xml:space="preserve">(1) </w:t>
+      </w:r>
+      <w:r>
+        <w:rPr>
+          <w:rFonts w:asciiTheme="minorHAnsi" w:eastAsiaTheme="minorEastAsia" w:hAnsiTheme="minorHAnsi" w:cstheme="minorBidi"/>
+          <w:b w:val="0"/>
+          <w:bCs w:val="0"/>
+          <w:kern w:val="2"/>
+          <w:sz w:val="24"/>
+          <w:szCs w:val="24"/>
+          <w14:ligatures w14:val="standardContextual"/>
+        </w:rPr>
+        <w:t>Choose sync when:</w:t>
+      </w:r>
+    </w:p>
+    <w:p>
+      <w:pPr>
+        <w:pStyle w:val="NormalWeb"/>
+        <w:numPr>
+          <w:ilvl w:val="0"/>
+          <w:numId w:val="2"/>
+        </w:numPr>
+        <w:rPr>
+          <w:rFonts w:asciiTheme="minorHAnsi" w:eastAsiaTheme="minorEastAsia" w:hAnsiTheme="minorHAnsi" w:cstheme="minorBidi"/>
+          <w:kern w:val="2"/>
+          <w14:ligatures w14:val="standardContextual"/>
+        </w:rPr>
+      </w:pPr>
+      <w:r>
+        <w:rPr>
+          <w:rFonts w:asciiTheme="minorHAnsi" w:eastAsiaTheme="minorEastAsia" w:hAnsiTheme="minorHAnsi" w:cstheme="minorBidi"/>
+          <w:kern w:val="2"/>
+          <w14:ligatures w14:val="standardContextual"/>
+        </w:rPr>
+        <w:t>The customer needs immediate confirmation (e.g., payment, booking).</w:t>
+      </w:r>
+    </w:p>
+    <w:p>
+      <w:pPr>
+        <w:pStyle w:val="NormalWeb"/>
+        <w:numPr>
+          <w:ilvl w:val="0"/>
+          <w:numId w:val="2"/>
+        </w:numPr>
+        <w:rPr>
+          <w:rFonts w:asciiTheme="minorHAnsi" w:eastAsiaTheme="minorEastAsia" w:hAnsiTheme="minorHAnsi" w:cstheme="minorBidi"/>
+          <w:kern w:val="2"/>
+          <w14:ligatures w14:val="standardContextual"/>
+        </w:rPr>
+      </w:pPr>
+      <w:r>
+        <w:rPr>
+          <w:rFonts w:asciiTheme="minorHAnsi" w:eastAsiaTheme="minorEastAsia" w:hAnsiTheme="minorHAnsi" w:cstheme="minorBidi"/>
+          <w:kern w:val="2"/>
+          <w14:ligatures w14:val="standardContextual"/>
+        </w:rPr>
+        <w:t>Processing is fast (&lt; 1 second) and won’t block.</w:t>
+      </w:r>
+    </w:p>
+    <w:p>
+      <w:pPr>
+        <w:pStyle w:val="NormalWeb"/>
+        <w:numPr>
+          <w:ilvl w:val="0"/>
+          <w:numId w:val="2"/>
+        </w:numPr>
+        <w:rPr>
+          <w:rFonts w:asciiTheme="minorHAnsi" w:eastAsiaTheme="minorEastAsia" w:hAnsiTheme="minorHAnsi" w:cstheme="minorBidi"/>
+          <w:kern w:val="2"/>
+          <w14:ligatures w14:val="standardContextual"/>
+        </w:rPr>
+      </w:pPr>
+      <w:r>
+        <w:rPr>
+          <w:rFonts w:asciiTheme="minorHAnsi" w:eastAsiaTheme="minorEastAsia" w:hAnsiTheme="minorHAnsi" w:cstheme="minorBidi"/>
+          <w:kern w:val="2"/>
+          <w14:ligatures w14:val="standardContextual"/>
+        </w:rPr>
+        <w:t>Low traffic where timeouts are unlikely.</w:t>
+      </w:r>
+    </w:p>
+    <w:p>
+      <w:pPr>
+        <w:pStyle w:val="Heading2"/>
+        <w:shd w:val="clear" w:color="auto" w:fill="FFFFFF"/>
+        <w:spacing w:before="360" w:after="240"/>
+        <w:rPr>
+          <w:rFonts w:asciiTheme="minorHAnsi" w:eastAsiaTheme="minorEastAsia" w:hAnsiTheme="minorHAnsi" w:cstheme="minorBidi"/>
+          <w:b w:val="0"/>
+          <w:bCs w:val="0"/>
+          <w:kern w:val="2"/>
+          <w:sz w:val="24"/>
+          <w:szCs w:val="24"/>
+          <w14:ligatures w14:val="standardContextual"/>
+        </w:rPr>
+      </w:pPr>
+      <w:r>
+        <w:rPr>
+          <w:rFonts w:asciiTheme="minorHAnsi" w:eastAsiaTheme="minorEastAsia" w:hAnsiTheme="minorHAnsi" w:cstheme="minorBidi"/>
+          <w:b w:val="0"/>
+          <w:bCs w:val="0"/>
+          <w:kern w:val="2"/>
+          <w:sz w:val="24"/>
+          <w:szCs w:val="24"/>
+          <w14:ligatures w14:val="standardContextual"/>
+        </w:rPr>
+        <w:t xml:space="preserve">(2) </w:t>
+      </w:r>
+      <w:r>
+        <w:rPr>
+          <w:rFonts w:asciiTheme="minorHAnsi" w:eastAsiaTheme="minorEastAsia" w:hAnsiTheme="minorHAnsi" w:cstheme="minorBidi"/>
+          <w:b w:val="0"/>
+          <w:bCs w:val="0"/>
+          <w:kern w:val="2"/>
+          <w:sz w:val="24"/>
+          <w:szCs w:val="24"/>
+          <w14:ligatures w14:val="standardContextual"/>
+        </w:rPr>
+        <w:t>Choose async when:</w:t>
+      </w:r>
+    </w:p>
+    <w:p>
+      <w:pPr>
+        <w:pStyle w:val="NormalWeb"/>
+        <w:numPr>
+          <w:ilvl w:val="0"/>
+          <w:numId w:val="2"/>
+        </w:numPr>
+        <w:rPr>
+          <w:rFonts w:asciiTheme="minorHAnsi" w:eastAsiaTheme="minorEastAsia" w:hAnsiTheme="minorHAnsi" w:cstheme="minorBidi"/>
+          <w:kern w:val="2"/>
+          <w14:ligatures w14:val="standardContextual"/>
+        </w:rPr>
+      </w:pPr>
+      <w:r>
+        <w:rPr>
+          <w:rFonts w:asciiTheme="minorHAnsi" w:eastAsiaTheme="minorEastAsia" w:hAnsiTheme="minorHAnsi" w:cstheme="minorBidi"/>
+          <w:kern w:val="2"/>
+          <w14:ligatures w14:val="standardContextual"/>
+        </w:rPr>
+        <w:t>Processing takes time (e.g., 3+ seconds) and customers don’t need immediate confirmation.</w:t>
+      </w:r>
+    </w:p>
+    <w:p>
+      <w:pPr>
+        <w:pStyle w:val="NormalWeb"/>
+        <w:numPr>
+          <w:ilvl w:val="0"/>
+          <w:numId w:val="2"/>
+        </w:numPr>
+        <w:rPr>
+          <w:rFonts w:asciiTheme="minorHAnsi" w:eastAsiaTheme="minorEastAsia" w:hAnsiTheme="minorHAnsi" w:cstheme="minorBidi"/>
+          <w:kern w:val="2"/>
+          <w14:ligatures w14:val="standardContextual"/>
+        </w:rPr>
+      </w:pPr>
+      <w:r>
+        <w:rPr>
+          <w:rFonts w:asciiTheme="minorHAnsi" w:eastAsiaTheme="minorEastAsia" w:hAnsiTheme="minorHAnsi" w:cstheme="minorBidi"/>
+          <w:kern w:val="2"/>
+          <w14:ligatures w14:val="standardContextual"/>
+        </w:rPr>
+        <w:t>High traffic or spikes (e.g., flash sales) where sync would cause timeouts.</w:t>
+      </w:r>
+    </w:p>
+    <w:p>
+      <w:pPr>
+        <w:pStyle w:val="NormalWeb"/>
+        <w:numPr>
+          <w:ilvl w:val="0"/>
+          <w:numId w:val="2"/>
+        </w:numPr>
+        <w:rPr>
+          <w:rFonts w:asciiTheme="minorHAnsi" w:eastAsiaTheme="minorEastAsia" w:hAnsiTheme="minorHAnsi" w:cstheme="minorBidi"/>
+          <w:kern w:val="2"/>
+          <w14:ligatures w14:val="standardContextual"/>
+        </w:rPr>
+      </w:pPr>
+      <w:r>
+        <w:rPr>
+          <w:rFonts w:asciiTheme="minorHAnsi" w:eastAsiaTheme="minorEastAsia" w:hAnsiTheme="minorHAnsi" w:cstheme="minorBidi"/>
+          <w:kern w:val="2"/>
+          <w14:ligatures w14:val="standardContextual"/>
+        </w:rPr>
+        <w:t>You need to decouple services and handle backlogs without blocking the API.</w:t>
+      </w:r>
+    </w:p>
+    <w:p>
+      <w:pPr>
+        <w:pStyle w:val="Heading2"/>
+        <w:shd w:val="clear" w:color="auto" w:fill="FFFFFF"/>
+        <w:spacing w:before="360" w:beforeAutospacing="0" w:after="240" w:afterAutospacing="0"/>
+        <w:rPr>
+          <w:rFonts w:asciiTheme="minorHAnsi" w:eastAsiaTheme="minorEastAsia" w:hAnsiTheme="minorHAnsi" w:cstheme="minorBidi"/>
+          <w:b w:val="0"/>
+          <w:bCs w:val="0"/>
+          <w:kern w:val="2"/>
+          <w:sz w:val="24"/>
+          <w:szCs w:val="24"/>
+          <w14:ligatures w14:val="standardContextual"/>
+        </w:rPr>
+      </w:pPr>
+      <w:r>
+        <w:rPr>
+          <w:rFonts w:asciiTheme="minorHAnsi" w:eastAsiaTheme="minorEastAsia" w:hAnsiTheme="minorHAnsi" w:cstheme="minorBidi"/>
+          <w:b w:val="0"/>
+          <w:bCs w:val="0"/>
+          <w:kern w:val="2"/>
+          <w:sz w:val="24"/>
+          <w:szCs w:val="24"/>
+          <w14:ligatures w14:val="standardContextual"/>
+        </w:rPr>
+        <w:t>Example: For order processing, async is better because payment verification takes 3 seconds. Customers get quick acceptance (202), and workers process in the background. This prevents timeouts during traffic spikes.</w:t>
+      </w:r>
+    </w:p>
     <w:p>
       <w:pPr>
         <w:pStyle w:val="Heading2"/>
@@ -3463,7 +4249,7 @@
                     <pic:cNvPicPr/>
                   </pic:nvPicPr>
                   <pic:blipFill>
-                    <a:blip r:embed="rId17" cstate="print">
+                    <a:blip r:embed="rId19" cstate="print">
                       <a:extLst>
                         <a:ext uri="{28A0092B-C50C-407E-A947-70E740481C1C}">
                           <a14:useLocalDpi xmlns:a14="http://schemas.microsoft.com/office/drawing/2010/main" val="0"/>
@@ -3544,8 +4330,9 @@
           <w:szCs w:val="24"/>
           <w14:ligatures w14:val="standardContextual"/>
         </w:rPr>
+        <w:lastRenderedPageBreak/>
         <w:drawing>
-          <wp:inline distT="0" distB="0" distL="0" distR="0" wp14:anchorId="6717475F" wp14:editId="1AA5E076">
+          <wp:inline distT="0" distB="0" distL="0" distR="0" wp14:anchorId="6717475F" wp14:editId="17C43276">
             <wp:extent cx="5943600" cy="775970"/>
             <wp:effectExtent l="0" t="0" r="0" b="0"/>
             <wp:docPr id="637105836" name="Picture 15" descr="A screenshot of a computer&#10;&#10;Description automatically generated"/>
@@ -3560,7 +4347,7 @@
                     <pic:cNvPicPr/>
                   </pic:nvPicPr>
                   <pic:blipFill>
-                    <a:blip r:embed="rId18" cstate="print">
+                    <a:blip r:embed="rId20" cstate="print">
                       <a:extLst>
                         <a:ext uri="{28A0092B-C50C-407E-A947-70E740481C1C}">
                           <a14:useLocalDpi xmlns:a14="http://schemas.microsoft.com/office/drawing/2010/main" val="0"/>
@@ -3678,7 +4465,6 @@
           <w:kern w:val="2"/>
           <w14:ligatures w14:val="standardContextual"/>
         </w:rPr>
-        <w:lastRenderedPageBreak/>
         <w:t>How often do cold starts occur?</w:t>
       </w:r>
     </w:p>
@@ -3697,7 +4483,23 @@
           <w:kern w:val="2"/>
           <w14:ligatures w14:val="standardContextual"/>
         </w:rPr>
-        <w:t xml:space="preserve">Cold starts occur when the Lambda function is invoked for the first time or after a period of inactivity. In our experiment, the first request shows an Init Duration of about 71.76 </w:t>
+        <w:t>Cold starts occur when the Lambda function is invoked for the first time or after a period of inactivity</w:t>
+      </w:r>
+      <w:r>
+        <w:rPr>
+          <w:rFonts w:asciiTheme="minorHAnsi" w:eastAsiaTheme="minorEastAsia" w:hAnsiTheme="minorHAnsi" w:cstheme="minorBidi"/>
+          <w:kern w:val="2"/>
+          <w14:ligatures w14:val="standardContextual"/>
+        </w:rPr>
+        <w:t xml:space="preserve">. </w:t>
+      </w:r>
+      <w:r>
+        <w:rPr>
+          <w:rFonts w:asciiTheme="minorHAnsi" w:eastAsiaTheme="minorEastAsia" w:hAnsiTheme="minorHAnsi" w:cstheme="minorBidi"/>
+          <w:kern w:val="2"/>
+          <w14:ligatures w14:val="standardContextual"/>
+        </w:rPr>
+        <w:t xml:space="preserve">In our experiment, the first request shows an Init Duration of about 71.76 </w:t>
       </w:r>
       <w:proofErr w:type="spellStart"/>
       <w:r>
@@ -4284,19 +5086,7 @@
                 <w:szCs w:val="24"/>
                 <w14:ligatures w14:val="standardContextual"/>
               </w:rPr>
-              <w:t>15,000&lt;400,000</w:t>
-            </w:r>
-            <w:r>
-              <w:rPr>
-                <w:rFonts w:asciiTheme="minorHAnsi" w:eastAsiaTheme="minorEastAsia" w:hAnsiTheme="minorHAnsi" w:cstheme="minorBidi"/>
-                <w:b w:val="0"/>
-                <w:bCs w:val="0"/>
-                <w:kern w:val="2"/>
-                <w:sz w:val="24"/>
-                <w:szCs w:val="24"/>
-                <w14:ligatures w14:val="standardContextual"/>
-              </w:rPr>
-              <w:t>, so cost 0</w:t>
+              <w:t>15,000&lt;400,000, so cost 0</w:t>
             </w:r>
           </w:p>
         </w:tc>
@@ -4406,15 +5196,7 @@
           <w:kern w:val="2"/>
           <w14:ligatures w14:val="standardContextual"/>
         </w:rPr>
-        <w:t xml:space="preserve">5. </w:t>
-      </w:r>
-      <w:r>
-        <w:rPr>
-          <w:rFonts w:asciiTheme="minorHAnsi" w:eastAsiaTheme="minorEastAsia" w:hAnsiTheme="minorHAnsi" w:cstheme="minorBidi"/>
-          <w:kern w:val="2"/>
-          <w14:ligatures w14:val="standardContextual"/>
-        </w:rPr>
-        <w:t>Should your startup switch to Lambda? Why or why not?</w:t>
+        <w:t>5. Should your startup switch to Lambda? Why or why not?</w:t>
       </w:r>
     </w:p>
     <w:p>
@@ -4504,16 +5286,28 @@
           <w:kern w:val="2"/>
           <w14:ligatures w14:val="standardContextual"/>
         </w:rPr>
-        <w:t>However, Lambda has weaker reliability guarantees because it does not provide the same queuing and retry control as SQS. Despite this limitation, for a small startup with moderate traffic, Lambda provides a simpler and more cost-efficient solution, so switching to Lambda would be reasonable.</w:t>
-      </w:r>
-    </w:p>
-    <w:p>
-      <w:pPr>
-        <w:rPr>
-          <w:rFonts w:hint="eastAsia"/>
-        </w:rPr>
-      </w:pPr>
-    </w:p>
+        <w:t xml:space="preserve">However, if order durability is critical and losing orders after SNS retries twice is unacceptable, the SNS → SQS → ECS path is safer. To improve reliability, we can add a dead-letter queue (DLQ) to the Lambda subscription to capture failed messages. </w:t>
+      </w:r>
+    </w:p>
+    <w:p>
+      <w:pPr>
+        <w:pStyle w:val="NormalWeb"/>
+        <w:rPr>
+          <w:rFonts w:asciiTheme="minorHAnsi" w:eastAsiaTheme="minorEastAsia" w:hAnsiTheme="minorHAnsi" w:cstheme="minorBidi"/>
+          <w:kern w:val="2"/>
+          <w14:ligatures w14:val="standardContextual"/>
+        </w:rPr>
+      </w:pPr>
+      <w:r>
+        <w:rPr>
+          <w:rFonts w:asciiTheme="minorHAnsi" w:eastAsiaTheme="minorEastAsia" w:hAnsiTheme="minorHAnsi" w:cstheme="minorBidi"/>
+          <w:kern w:val="2"/>
+          <w14:ligatures w14:val="standardContextual"/>
+        </w:rPr>
+        <w:t>The cost advantage shifts back to ECS once we reach 267K+ orders/month, but for a startup with low volume, Lambda is the better choice because it saves money and reduces operational overhead.</w:t>
+      </w:r>
+    </w:p>
+    <w:p/>
     <w:sectPr>
       <w:pgSz w:w="12240" w:h="15840"/>
       <w:pgMar w:top="1440" w:right="1440" w:bottom="1440" w:left="1440" w:header="720" w:footer="720" w:gutter="0"/>
@@ -4527,6 +5321,119 @@
 <file path=word/numbering.xml><?xml version="1.0" encoding="utf-8"?>
 <w:numbering xmlns:wpc="http://schemas.microsoft.com/office/word/2010/wordprocessingCanvas" xmlns:cx="http://schemas.microsoft.com/office/drawing/2014/chartex" xmlns:cx1="http://schemas.microsoft.com/office/drawing/2015/9/8/chartex" xmlns:cx2="http://schemas.microsoft.com/office/drawing/2015/10/21/chartex" xmlns:cx3="http://schemas.microsoft.com/office/drawing/2016/5/9/chartex" xmlns:cx4="http://schemas.microsoft.com/office/drawing/2016/5/10/chartex" xmlns:cx5="http://schemas.microsoft.com/office/drawing/2016/5/11/chartex" xmlns:cx6="http://schemas.microsoft.com/office/drawing/2016/5/12/chartex" xmlns:cx7="http://schemas.microsoft.com/office/drawing/2016/5/13/chartex" xmlns:cx8="http://schemas.microsoft.com/office/drawing/2016/5/14/chartex" xmlns:mc="http://schemas.openxmlformats.org/markup-compatibility/2006" xmlns:aink="http://schemas.microsoft.com/office/drawing/2016/ink" xmlns:am3d="http://schemas.microsoft.com/office/drawing/2017/model3d" xmlns:o="urn:schemas-microsoft-com:office:office" xmlns:oel="http://schemas.microsoft.com/office/2019/extlst" xmlns:r="http://schemas.openxmlformats.org/officeDocument/2006/relationships" xmlns:m="http://schemas.openxmlformats.org/officeDocument/2006/math" xmlns:v="urn:schemas-microsoft-com:vml" xmlns:wp14="http://schemas.microsoft.com/office/word/2010/wordprocessingDrawing" xmlns:wp="http://schemas.openxmlformats.org/drawingml/2006/wordprocessingDrawing" xmlns:w10="urn:schemas-microsoft-com:office:word" xmlns:w="http://schemas.openxmlformats.org/wordprocessingml/2006/main" xmlns:w14="http://schemas.microsoft.com/office/word/2010/wordml" xmlns:w15="http://schemas.microsoft.com/office/word/2012/wordml" xmlns:w16cex="http://schemas.microsoft.com/office/word/2018/wordml/cex" xmlns:w16cid="http://schemas.microsoft.com/office/word/2016/wordml/cid" xmlns:w16="http://schemas.microsoft.com/office/word/2018/wordml" xmlns:w16sdtdh="http://schemas.microsoft.com/office/word/2020/wordml/sdtdatahash" xmlns:w16se="http://schemas.microsoft.com/office/word/2015/wordml/symex" xmlns:wpg="http://schemas.microsoft.com/office/word/2010/wordprocessingGroup" xmlns:wpi="http://schemas.microsoft.com/office/word/2010/wordprocessingInk" xmlns:wne="http://schemas.microsoft.com/office/word/2006/wordml" xmlns:wps="http://schemas.microsoft.com/office/word/2010/wordprocessingShape" mc:Ignorable="w14 w15 w16se w16cid w16 w16cex w16sdtdh wp14">
   <w:abstractNum w:abstractNumId="0" w15:restartNumberingAfterBreak="0">
+    <w:nsid w:val="05507706"/>
+    <w:multiLevelType w:val="hybridMultilevel"/>
+    <w:tmpl w:val="2AD0E954"/>
+    <w:lvl w:ilvl="0" w:tplc="3466B376">
+      <w:start w:val="3"/>
+      <w:numFmt w:val="bullet"/>
+      <w:lvlText w:val="-"/>
+      <w:lvlJc w:val="left"/>
+      <w:pPr>
+        <w:ind w:left="1080" w:hanging="360"/>
+      </w:pPr>
+      <w:rPr>
+        <w:rFonts w:ascii="Calibri" w:eastAsiaTheme="minorEastAsia" w:hAnsi="Calibri" w:cs="Calibri" w:hint="default"/>
+      </w:rPr>
+    </w:lvl>
+    <w:lvl w:ilvl="1" w:tplc="04090003" w:tentative="1">
+      <w:start w:val="1"/>
+      <w:numFmt w:val="bullet"/>
+      <w:lvlText w:val="o"/>
+      <w:lvlJc w:val="left"/>
+      <w:pPr>
+        <w:ind w:left="1800" w:hanging="360"/>
+      </w:pPr>
+      <w:rPr>
+        <w:rFonts w:ascii="Courier New" w:hAnsi="Courier New" w:cs="Courier New" w:hint="default"/>
+      </w:rPr>
+    </w:lvl>
+    <w:lvl w:ilvl="2" w:tplc="04090005" w:tentative="1">
+      <w:start w:val="1"/>
+      <w:numFmt w:val="bullet"/>
+      <w:lvlText w:val=""/>
+      <w:lvlJc w:val="left"/>
+      <w:pPr>
+        <w:ind w:left="2520" w:hanging="360"/>
+      </w:pPr>
+      <w:rPr>
+        <w:rFonts w:ascii="Wingdings" w:hAnsi="Wingdings" w:hint="default"/>
+      </w:rPr>
+    </w:lvl>
+    <w:lvl w:ilvl="3" w:tplc="04090001" w:tentative="1">
+      <w:start w:val="1"/>
+      <w:numFmt w:val="bullet"/>
+      <w:lvlText w:val=""/>
+      <w:lvlJc w:val="left"/>
+      <w:pPr>
+        <w:ind w:left="3240" w:hanging="360"/>
+      </w:pPr>
+      <w:rPr>
+        <w:rFonts w:ascii="Symbol" w:hAnsi="Symbol" w:hint="default"/>
+      </w:rPr>
+    </w:lvl>
+    <w:lvl w:ilvl="4" w:tplc="04090003" w:tentative="1">
+      <w:start w:val="1"/>
+      <w:numFmt w:val="bullet"/>
+      <w:lvlText w:val="o"/>
+      <w:lvlJc w:val="left"/>
+      <w:pPr>
+        <w:ind w:left="3960" w:hanging="360"/>
+      </w:pPr>
+      <w:rPr>
+        <w:rFonts w:ascii="Courier New" w:hAnsi="Courier New" w:cs="Courier New" w:hint="default"/>
+      </w:rPr>
+    </w:lvl>
+    <w:lvl w:ilvl="5" w:tplc="04090005" w:tentative="1">
+      <w:start w:val="1"/>
+      <w:numFmt w:val="bullet"/>
+      <w:lvlText w:val=""/>
+      <w:lvlJc w:val="left"/>
+      <w:pPr>
+        <w:ind w:left="4680" w:hanging="360"/>
+      </w:pPr>
+      <w:rPr>
+        <w:rFonts w:ascii="Wingdings" w:hAnsi="Wingdings" w:hint="default"/>
+      </w:rPr>
+    </w:lvl>
+    <w:lvl w:ilvl="6" w:tplc="04090001" w:tentative="1">
+      <w:start w:val="1"/>
+      <w:numFmt w:val="bullet"/>
+      <w:lvlText w:val=""/>
+      <w:lvlJc w:val="left"/>
+      <w:pPr>
+        <w:ind w:left="5400" w:hanging="360"/>
+      </w:pPr>
+      <w:rPr>
+        <w:rFonts w:ascii="Symbol" w:hAnsi="Symbol" w:hint="default"/>
+      </w:rPr>
+    </w:lvl>
+    <w:lvl w:ilvl="7" w:tplc="04090003" w:tentative="1">
+      <w:start w:val="1"/>
+      <w:numFmt w:val="bullet"/>
+      <w:lvlText w:val="o"/>
+      <w:lvlJc w:val="left"/>
+      <w:pPr>
+        <w:ind w:left="6120" w:hanging="360"/>
+      </w:pPr>
+      <w:rPr>
+        <w:rFonts w:ascii="Courier New" w:hAnsi="Courier New" w:cs="Courier New" w:hint="default"/>
+      </w:rPr>
+    </w:lvl>
+    <w:lvl w:ilvl="8" w:tplc="04090005" w:tentative="1">
+      <w:start w:val="1"/>
+      <w:numFmt w:val="bullet"/>
+      <w:lvlText w:val=""/>
+      <w:lvlJc w:val="left"/>
+      <w:pPr>
+        <w:ind w:left="6840" w:hanging="360"/>
+      </w:pPr>
+      <w:rPr>
+        <w:rFonts w:ascii="Wingdings" w:hAnsi="Wingdings" w:hint="default"/>
+      </w:rPr>
+    </w:lvl>
+  </w:abstractNum>
+  <w:abstractNum w:abstractNumId="1" w15:restartNumberingAfterBreak="0">
     <w:nsid w:val="3B987E4F"/>
     <w:multiLevelType w:val="multilevel"/>
     <w:tmpl w:val="06321B90"/>
@@ -4676,6 +5583,9 @@
     </w:lvl>
   </w:abstractNum>
   <w:num w:numId="1" w16cid:durableId="1295871597">
+    <w:abstractNumId w:val="1"/>
+  </w:num>
+  <w:num w:numId="2" w16cid:durableId="394593026">
     <w:abstractNumId w:val="0"/>
   </w:num>
 </w:numbering>
